--- a/40483710/40483710_Design_Spec.docx
+++ b/40483710/40483710_Design_Spec.docx
@@ -192,7 +192,7 @@
         <w:t xml:space="preserve"> for individuals engaged in fitness</w:t>
       </w:r>
       <w:r>
-        <w:t xml:space="preserve">, specifically by providing organisational management </w:t>
+        <w:t xml:space="preserve"> by providing organisational management </w:t>
       </w:r>
       <w:r>
         <w:t>for training</w:t>
@@ -219,7 +219,7 @@
         <w:t xml:space="preserve"> of going to the gym</w:t>
       </w:r>
       <w:r>
-        <w:t xml:space="preserve"> or going for a walk. Personal training </w:t>
+        <w:t xml:space="preserve"> or for a walk. Personal training </w:t>
       </w:r>
       <w:r>
         <w:t xml:space="preserve">holds individuals accountable and </w:t>
@@ -474,7 +474,19 @@
         <w:t xml:space="preserve">Our system will </w:t>
       </w:r>
       <w:r>
-        <w:t xml:space="preserve">manage class reservations for a fitness centre. </w:t>
+        <w:t xml:space="preserve">manage class reservations </w:t>
+      </w:r>
+      <w:r>
+        <w:t xml:space="preserve">and member measurements </w:t>
+      </w:r>
+      <w:r>
+        <w:t xml:space="preserve">for a fitness </w:t>
+      </w:r>
+      <w:r>
+        <w:t>organisation</w:t>
+      </w:r>
+      <w:r>
+        <w:t xml:space="preserve">. </w:t>
       </w:r>
       <w:r>
         <w:t xml:space="preserve">Basic functionalities include booking classes, </w:t>
@@ -522,7 +534,7 @@
         <w:t xml:space="preserve">Health details for each member can be accessed </w:t>
       </w:r>
       <w:r>
-        <w:t xml:space="preserve">at any time. Classes can also be created, updated, or viewed for reference. </w:t>
+        <w:t xml:space="preserve">at any time. Classes can be viewed for reference. </w:t>
       </w:r>
       <w:r>
         <w:t xml:space="preserve">Emerging </w:t>
@@ -797,10 +809,10 @@
           <w:noProof/>
         </w:rPr>
         <w:drawing>
-          <wp:inline distT="0" distB="0" distL="0" distR="0" wp14:anchorId="182826E3" wp14:editId="7232B471">
-            <wp:extent cx="3601258" cy="1461939"/>
-            <wp:effectExtent l="19050" t="19050" r="18415" b="24130"/>
-            <wp:docPr id="1891433949" name="Picture 1"/>
+          <wp:inline distT="0" distB="0" distL="0" distR="0" wp14:anchorId="246E0C76" wp14:editId="1DEEFCEE">
+            <wp:extent cx="3645074" cy="2029460"/>
+            <wp:effectExtent l="0" t="0" r="0" b="8890"/>
+            <wp:docPr id="1309327763" name="Picture 2"/>
             <wp:cNvGraphicFramePr>
               <a:graphicFrameLocks xmlns:a="http://schemas.openxmlformats.org/drawingml/2006/main" noChangeAspect="1"/>
             </wp:cNvGraphicFramePr>
@@ -808,27 +820,35 @@
               <a:graphicData uri="http://schemas.openxmlformats.org/drawingml/2006/picture">
                 <pic:pic xmlns:pic="http://schemas.openxmlformats.org/drawingml/2006/picture">
                   <pic:nvPicPr>
-                    <pic:cNvPr id="1891433949" name=""/>
-                    <pic:cNvPicPr/>
+                    <pic:cNvPr id="0" name="Picture 6"/>
+                    <pic:cNvPicPr>
+                      <a:picLocks noChangeAspect="1" noChangeArrowheads="1"/>
+                    </pic:cNvPicPr>
                   </pic:nvPicPr>
                   <pic:blipFill>
-                    <a:blip r:embed="rId8"/>
+                    <a:blip r:embed="rId8">
+                      <a:extLst>
+                        <a:ext uri="{28A0092B-C50C-407E-A947-70E740481C1C}">
+                          <a14:useLocalDpi xmlns:a14="http://schemas.microsoft.com/office/drawing/2010/main" val="0"/>
+                        </a:ext>
+                      </a:extLst>
+                    </a:blip>
+                    <a:srcRect/>
                     <a:stretch>
                       <a:fillRect/>
                     </a:stretch>
                   </pic:blipFill>
-                  <pic:spPr>
+                  <pic:spPr bwMode="auto">
                     <a:xfrm>
                       <a:off x="0" y="0"/>
-                      <a:ext cx="3625675" cy="1471851"/>
+                      <a:ext cx="3651527" cy="2033053"/>
                     </a:xfrm>
                     <a:prstGeom prst="rect">
                       <a:avLst/>
                     </a:prstGeom>
+                    <a:noFill/>
                     <a:ln>
-                      <a:solidFill>
-                        <a:schemeClr val="bg1"/>
-                      </a:solidFill>
+                      <a:noFill/>
                     </a:ln>
                   </pic:spPr>
                 </pic:pic>
@@ -856,52 +876,79 @@
     </w:p>
     <w:p>
       <w:r>
-        <w:t>O</w:t>
-      </w:r>
-      <w:r>
-        <w:t xml:space="preserve">nly tables pertaining to the specification may be </w:t>
-      </w:r>
-      <w:r>
-        <w:t>established as entities</w:t>
-      </w:r>
-      <w:r>
-        <w:t xml:space="preserve"> </w:t>
-      </w:r>
-      <w:r>
-        <w:t>in</w:t>
-      </w:r>
-      <w:r>
-        <w:t xml:space="preserve"> the database: tblCentre, tblCoach, tblCoachCentre, tblMember, tbl</w:t>
-      </w:r>
-      <w:r>
-        <w:t xml:space="preserve">Class, </w:t>
-      </w:r>
-      <w:r>
-        <w:t xml:space="preserve">and </w:t>
-      </w:r>
-      <w:r>
-        <w:t xml:space="preserve">tblReservation. </w:t>
-      </w:r>
-      <w:r>
-        <w:t>Records may be create</w:t>
-      </w:r>
-      <w:r>
-        <w:t>d, read, updated</w:t>
-      </w:r>
-      <w:r>
-        <w:t>, and deleted</w:t>
-      </w:r>
-      <w:r>
-        <w:t xml:space="preserve"> as needed.</w:t>
-      </w:r>
-      <w:r>
-        <w:t xml:space="preserve"> </w:t>
-      </w:r>
-      <w:r>
-        <w:t>Business Questions:</w:t>
-      </w:r>
-      <w:r>
-        <w:t xml:space="preserve"> Largely pertain to organisation and clientele performance over specific periods.</w:t>
+        <w:t xml:space="preserve">Only tables pertaining to the specification may be established as entities in the database: </w:t>
+      </w:r>
+      <w:proofErr w:type="spellStart"/>
+      <w:r>
+        <w:t>tblCentre</w:t>
+      </w:r>
+      <w:proofErr w:type="spellEnd"/>
+      <w:r>
+        <w:t xml:space="preserve">, </w:t>
+      </w:r>
+      <w:proofErr w:type="spellStart"/>
+      <w:r>
+        <w:t>tblCoach</w:t>
+      </w:r>
+      <w:proofErr w:type="spellEnd"/>
+      <w:r>
+        <w:t xml:space="preserve">, </w:t>
+      </w:r>
+      <w:proofErr w:type="spellStart"/>
+      <w:r>
+        <w:t>tblCoachCentre</w:t>
+      </w:r>
+      <w:proofErr w:type="spellEnd"/>
+      <w:r>
+        <w:t xml:space="preserve">, </w:t>
+      </w:r>
+      <w:proofErr w:type="spellStart"/>
+      <w:r>
+        <w:t>tblMember</w:t>
+      </w:r>
+      <w:proofErr w:type="spellEnd"/>
+      <w:r>
+        <w:t xml:space="preserve">, </w:t>
+      </w:r>
+      <w:proofErr w:type="spellStart"/>
+      <w:r>
+        <w:t>tblMeasurement</w:t>
+      </w:r>
+      <w:proofErr w:type="spellEnd"/>
+      <w:r>
+        <w:t xml:space="preserve">, </w:t>
+      </w:r>
+      <w:proofErr w:type="spellStart"/>
+      <w:r>
+        <w:t>tblClass</w:t>
+      </w:r>
+      <w:proofErr w:type="spellEnd"/>
+      <w:r>
+        <w:t xml:space="preserve">, and </w:t>
+      </w:r>
+      <w:proofErr w:type="spellStart"/>
+      <w:r>
+        <w:t>tblReservation</w:t>
+      </w:r>
+      <w:proofErr w:type="spellEnd"/>
+      <w:r>
+        <w:t xml:space="preserve">. Records may be created only in tables related to customer management: </w:t>
+      </w:r>
+      <w:proofErr w:type="spellStart"/>
+      <w:r>
+        <w:t>tblMeasurement</w:t>
+      </w:r>
+      <w:proofErr w:type="spellEnd"/>
+      <w:r>
+        <w:t xml:space="preserve"> and </w:t>
+      </w:r>
+      <w:proofErr w:type="spellStart"/>
+      <w:r>
+        <w:t>tblReservation</w:t>
+      </w:r>
+      <w:proofErr w:type="spellEnd"/>
+      <w:r>
+        <w:t>. Business Questions: Primarily pertain to organisational and client performance over specific periods.</w:t>
       </w:r>
     </w:p>
     <w:p>
@@ -955,10 +1002,10 @@
         <w:rPr>
           <w:u w:val="single"/>
         </w:rPr>
-        <w:t>low turnout</w:t>
-      </w:r>
-      <w:r>
-        <w:t>?</w:t>
+        <w:t>high turnout</w:t>
+      </w:r>
+      <w:r>
+        <w:t xml:space="preserve"> and may indicate a necessary increase in size?</w:t>
       </w:r>
     </w:p>
     <w:p>
@@ -970,134 +1017,44 @@
         </w:numPr>
       </w:pPr>
       <w:r>
-        <w:t xml:space="preserve">Which classes are experiencing a </w:t>
+        <w:t xml:space="preserve">Which </w:t>
       </w:r>
       <w:r>
         <w:rPr>
           <w:u w:val="single"/>
         </w:rPr>
-        <w:t>high turnout</w:t>
-      </w:r>
-      <w:r>
-        <w:t xml:space="preserve"> and may indicate a necessary increase in size?</w:t>
+        <w:t>members</w:t>
+      </w:r>
+      <w:r>
+        <w:t xml:space="preserve"> have experienced the </w:t>
+      </w:r>
+      <w:r>
+        <w:rPr>
+          <w:u w:val="single"/>
+        </w:rPr>
+        <w:t>greatest muscle increase over 6 months</w:t>
+      </w:r>
+      <w:r>
+        <w:t>?</w:t>
       </w:r>
     </w:p>
     <w:p>
       <w:pPr>
-        <w:pStyle w:val="ListParagraph"/>
-        <w:numPr>
-          <w:ilvl w:val="0"/>
-          <w:numId w:val="2"/>
-        </w:numPr>
-      </w:pPr>
-      <w:r>
-        <w:t xml:space="preserve">Which </w:t>
-      </w:r>
-      <w:r>
-        <w:rPr>
-          <w:u w:val="single"/>
-        </w:rPr>
-        <w:t>members</w:t>
-      </w:r>
-      <w:r>
-        <w:t xml:space="preserve"> have attended the </w:t>
-      </w:r>
-      <w:r>
-        <w:rPr>
-          <w:u w:val="single"/>
-        </w:rPr>
-        <w:t>least number</w:t>
-      </w:r>
-      <w:r>
-        <w:t xml:space="preserve"> of classes </w:t>
-      </w:r>
-      <w:r>
-        <w:rPr>
-          <w:u w:val="single"/>
-        </w:rPr>
-        <w:t>this month</w:t>
-      </w:r>
-      <w:r>
-        <w:t>?</w:t>
+        <w:pStyle w:val="Heading3"/>
+        <w:rPr>
+          <w:sz w:val="24"/>
+          <w:szCs w:val="24"/>
+        </w:rPr>
+      </w:pPr>
+      <w:r>
+        <w:rPr>
+          <w:sz w:val="24"/>
+          <w:szCs w:val="24"/>
+        </w:rPr>
+        <w:t>Data Integrity and Security Considerations</w:t>
       </w:r>
     </w:p>
     <w:p>
-      <w:pPr>
-        <w:pStyle w:val="ListParagraph"/>
-        <w:numPr>
-          <w:ilvl w:val="0"/>
-          <w:numId w:val="2"/>
-        </w:numPr>
-      </w:pPr>
-      <w:r>
-        <w:t xml:space="preserve">Who was </w:t>
-      </w:r>
-      <w:r>
-        <w:rPr>
-          <w:u w:val="single"/>
-        </w:rPr>
-        <w:t>the most active</w:t>
-      </w:r>
-      <w:r>
-        <w:t xml:space="preserve"> member </w:t>
-      </w:r>
-      <w:r>
-        <w:rPr>
-          <w:u w:val="single"/>
-        </w:rPr>
-        <w:t>this year</w:t>
-      </w:r>
-      <w:r>
-        <w:t>?</w:t>
-      </w:r>
-    </w:p>
-    <w:p>
-      <w:pPr>
-        <w:pStyle w:val="ListParagraph"/>
-        <w:numPr>
-          <w:ilvl w:val="0"/>
-          <w:numId w:val="2"/>
-        </w:numPr>
-      </w:pPr>
-      <w:r>
-        <w:t xml:space="preserve">Which </w:t>
-      </w:r>
-      <w:r>
-        <w:rPr>
-          <w:u w:val="single"/>
-        </w:rPr>
-        <w:t>members</w:t>
-      </w:r>
-      <w:r>
-        <w:t xml:space="preserve"> have experienced the </w:t>
-      </w:r>
-      <w:r>
-        <w:rPr>
-          <w:u w:val="single"/>
-        </w:rPr>
-        <w:t>greatest muscle increase over 6 months</w:t>
-      </w:r>
-      <w:r>
-        <w:t>?</w:t>
-      </w:r>
-    </w:p>
-    <w:p>
-      <w:pPr>
-        <w:pStyle w:val="Heading3"/>
-        <w:rPr>
-          <w:sz w:val="24"/>
-          <w:szCs w:val="24"/>
-        </w:rPr>
-      </w:pPr>
-      <w:r>
-        <w:rPr>
-          <w:sz w:val="24"/>
-          <w:szCs w:val="24"/>
-        </w:rPr>
-        <w:t>Data Integrity and Security Considerations</w:t>
-      </w:r>
-    </w:p>
-    <w:p>
       <w:r>
         <w:t>Members</w:t>
       </w:r>
@@ -1234,7 +1191,13 @@
         <w:t xml:space="preserve">; their contact and personal info is recorded along with their specialisation. </w:t>
       </w:r>
       <w:r>
-        <w:t xml:space="preserve">Coaches are then assigned to centres using the coach assignment table linking the two entities. </w:t>
+        <w:t>Coaches are assigned to centres using the coach assignment table</w:t>
+      </w:r>
+      <w:r>
+        <w:t>,</w:t>
+      </w:r>
+      <w:r>
+        <w:t xml:space="preserve"> linking the two entities. </w:t>
       </w:r>
       <w:r>
         <w:t xml:space="preserve">Classes </w:t>
@@ -1275,49 +1238,16 @@
         <w:t>.</w:t>
       </w:r>
       <w:r>
-        <w:t xml:space="preserve"> Dates and times </w:t>
+        <w:t xml:space="preserve"> </w:t>
+      </w:r>
+      <w:r>
+        <w:t xml:space="preserve">Class types will be </w:t>
       </w:r>
       <w:r>
         <w:rPr>
           <w:b/>
           <w:bCs/>
         </w:rPr>
-        <w:t>must</w:t>
-      </w:r>
-      <w:r>
-        <w:t xml:space="preserve"> be made available for </w:t>
-      </w:r>
-      <w:r>
-        <w:rPr>
-          <w:b/>
-          <w:bCs/>
-        </w:rPr>
-        <w:t>future</w:t>
-      </w:r>
-      <w:r>
-        <w:rPr>
-          <w:b/>
-          <w:bCs/>
-        </w:rPr>
-        <w:t xml:space="preserve"> </w:t>
-      </w:r>
-      <w:r>
-        <w:t>classes</w:t>
-      </w:r>
-      <w:r>
-        <w:t>; previous classes will be removed</w:t>
-      </w:r>
-      <w:r>
-        <w:t xml:space="preserve">. </w:t>
-      </w:r>
-      <w:r>
-        <w:t xml:space="preserve">Class types will be </w:t>
-      </w:r>
-      <w:r>
-        <w:rPr>
-          <w:b/>
-          <w:bCs/>
-        </w:rPr>
         <w:t>restricted</w:t>
       </w:r>
       <w:r>
@@ -1327,7 +1257,15 @@
         <w:t>a list of allowed values</w:t>
       </w:r>
       <w:r>
-        <w:t>: SGPT, Hyrox, HIIT, and Boxing.</w:t>
+        <w:t xml:space="preserve">: SGPT, </w:t>
+      </w:r>
+      <w:proofErr w:type="spellStart"/>
+      <w:r>
+        <w:t>Hyrox</w:t>
+      </w:r>
+      <w:proofErr w:type="spellEnd"/>
+      <w:r>
+        <w:t>, HIIT, and Boxing.</w:t>
       </w:r>
       <w:r>
         <w:t xml:space="preserve"> Reservations </w:t>
@@ -2852,6 +2790,21 @@
 </file>
 
 <file path=customXml/item1.xml><?xml version="1.0" encoding="utf-8"?>
+<p:properties xmlns:p="http://schemas.microsoft.com/office/2006/metadata/properties" xmlns:xsi="http://www.w3.org/2001/XMLSchema-instance" xmlns:pc="http://schemas.microsoft.com/office/infopath/2007/PartnerControls">
+  <documentManagement/>
+</p:properties>
+</file>
+
+<file path=customXml/item2.xml><?xml version="1.0" encoding="utf-8"?>
+<?mso-contentType ?>
+<FormTemplates xmlns="http://schemas.microsoft.com/sharepoint/v3/contenttype/forms">
+  <Display>DocumentLibraryForm</Display>
+  <Edit>DocumentLibraryForm</Edit>
+  <New>DocumentLibraryForm</New>
+</FormTemplates>
+</file>
+
+<file path=customXml/item3.xml><?xml version="1.0" encoding="utf-8"?>
 <ct:contentTypeSchema xmlns:ct="http://schemas.microsoft.com/office/2006/metadata/contentType" xmlns:ma="http://schemas.microsoft.com/office/2006/metadata/properties/metaAttributes" ct:_="" ma:_="" ma:contentTypeName="Document" ma:contentTypeID="0x010100DCCD5E729D62154381BC066DC7A832F4" ma:contentTypeVersion="4" ma:contentTypeDescription="Create a new document." ma:contentTypeScope="" ma:versionID="63497726951039e553230728d72682a2">
   <xsd:schema xmlns:xsd="http://www.w3.org/2001/XMLSchema" xmlns:xs="http://www.w3.org/2001/XMLSchema" xmlns:p="http://schemas.microsoft.com/office/2006/metadata/properties" xmlns:ns3="bc8393fd-af59-4c16-aed1-9e24f003740f" targetNamespace="http://schemas.microsoft.com/office/2006/metadata/properties" ma:root="true" ma:fieldsID="d50c7f81d61882b11d92e2d3c6f7cedd" ns3:_="">
     <xsd:import namespace="bc8393fd-af59-4c16-aed1-9e24f003740f"/>
@@ -2995,22 +2948,24 @@
 </ct:contentTypeSchema>
 </file>
 
-<file path=customXml/item2.xml><?xml version="1.0" encoding="utf-8"?>
-<?mso-contentType ?>
-<FormTemplates xmlns="http://schemas.microsoft.com/sharepoint/v3/contenttype/forms">
-  <Display>DocumentLibraryForm</Display>
-  <Edit>DocumentLibraryForm</Edit>
-  <New>DocumentLibraryForm</New>
-</FormTemplates>
+<file path=customXml/itemProps1.xml><?xml version="1.0" encoding="utf-8"?>
+<ds:datastoreItem xmlns:ds="http://schemas.openxmlformats.org/officeDocument/2006/customXml" ds:itemID="{79C167A4-4C23-426C-A721-207B275D5D7A}">
+  <ds:schemaRefs>
+    <ds:schemaRef ds:uri="http://schemas.microsoft.com/office/2006/metadata/properties"/>
+    <ds:schemaRef ds:uri="http://schemas.microsoft.com/office/infopath/2007/PartnerControls"/>
+  </ds:schemaRefs>
+</ds:datastoreItem>
 </file>
 
-<file path=customXml/item3.xml><?xml version="1.0" encoding="utf-8"?>
-<p:properties xmlns:p="http://schemas.microsoft.com/office/2006/metadata/properties" xmlns:xsi="http://www.w3.org/2001/XMLSchema-instance" xmlns:pc="http://schemas.microsoft.com/office/infopath/2007/PartnerControls">
-  <documentManagement/>
-</p:properties>
+<file path=customXml/itemProps2.xml><?xml version="1.0" encoding="utf-8"?>
+<ds:datastoreItem xmlns:ds="http://schemas.openxmlformats.org/officeDocument/2006/customXml" ds:itemID="{3B68A974-24E7-456E-956B-833378F89152}">
+  <ds:schemaRefs>
+    <ds:schemaRef ds:uri="http://schemas.microsoft.com/sharepoint/v3/contenttype/forms"/>
+  </ds:schemaRefs>
+</ds:datastoreItem>
 </file>
 
-<file path=customXml/itemProps1.xml><?xml version="1.0" encoding="utf-8"?>
+<file path=customXml/itemProps3.xml><?xml version="1.0" encoding="utf-8"?>
 <ds:datastoreItem xmlns:ds="http://schemas.openxmlformats.org/officeDocument/2006/customXml" ds:itemID="{05CE7DE6-50F9-480C-8419-DDBD36235739}">
   <ds:schemaRefs>
     <ds:schemaRef ds:uri="http://schemas.microsoft.com/office/2006/metadata/contentType"/>
@@ -3028,23 +2983,6 @@
 </ds:datastoreItem>
 </file>
 
-<file path=customXml/itemProps2.xml><?xml version="1.0" encoding="utf-8"?>
-<ds:datastoreItem xmlns:ds="http://schemas.openxmlformats.org/officeDocument/2006/customXml" ds:itemID="{3B68A974-24E7-456E-956B-833378F89152}">
-  <ds:schemaRefs>
-    <ds:schemaRef ds:uri="http://schemas.microsoft.com/sharepoint/v3/contenttype/forms"/>
-  </ds:schemaRefs>
-</ds:datastoreItem>
-</file>
-
-<file path=customXml/itemProps3.xml><?xml version="1.0" encoding="utf-8"?>
-<ds:datastoreItem xmlns:ds="http://schemas.openxmlformats.org/officeDocument/2006/customXml" ds:itemID="{79C167A4-4C23-426C-A721-207B275D5D7A}">
-  <ds:schemaRefs>
-    <ds:schemaRef ds:uri="http://schemas.microsoft.com/office/2006/metadata/properties"/>
-    <ds:schemaRef ds:uri="http://schemas.microsoft.com/office/infopath/2007/PartnerControls"/>
-  </ds:schemaRefs>
-</ds:datastoreItem>
-</file>
-
 <file path=docMetadata/LabelInfo.xml><?xml version="1.0" encoding="utf-8"?>
 <clbl:labelList xmlns:clbl="http://schemas.microsoft.com/office/2020/mipLabelMetadata">
   <clbl:label id="{eaab77ea-b4a5-49e3-a1e8-d6dd23a1f286}" enabled="0" method="" siteId="{eaab77ea-b4a5-49e3-a1e8-d6dd23a1f286}" removed="1"/>
